--- a/Senha do database no supabase.docx
+++ b/Senha do database no supabase.docx
@@ -26,6 +26,1690 @@
         <w:t>8bfNGKCkcYTpr3.</w:t>
       </w:r>
     </w:p>
+    <w:p/>
+    <w:p/>
+    <w:p/>
+    <w:p>
+      <w:pPr>
+        <w:shd w:val="clear" w:color="auto" w:fill="121314"/>
+        <w:spacing w:after="0" w:line="330" w:lineRule="atLeast"/>
+        <w:rPr>
+          <w:rFonts w:ascii="Consolas" w:eastAsia="Times New Roman" w:hAnsi="Consolas" w:cs="Times New Roman"/>
+          <w:color w:val="BBBEBF"/>
+          <w:kern w:val="0"/>
+          <w:sz w:val="24"/>
+          <w:szCs w:val="24"/>
+          <w:lang w:val="en-US" w:eastAsia="pt-BR"/>
+          <w14:ligatures w14:val="none"/>
+        </w:rPr>
+      </w:pPr>
+      <w:r>
+        <w:rPr>
+          <w:rFonts w:ascii="Consolas" w:eastAsia="Times New Roman" w:hAnsi="Consolas" w:cs="Times New Roman"/>
+          <w:color w:val="D2A8FF"/>
+          <w:kern w:val="0"/>
+          <w:sz w:val="24"/>
+          <w:szCs w:val="24"/>
+          <w:lang w:val="en-US" w:eastAsia="pt-BR"/>
+          <w14:ligatures w14:val="none"/>
+        </w:rPr>
+        <w:t>@</w:t>
+      </w:r>
+      <w:proofErr w:type="gramStart"/>
+      <w:r>
+        <w:rPr>
+          <w:rFonts w:ascii="Consolas" w:eastAsia="Times New Roman" w:hAnsi="Consolas" w:cs="Times New Roman"/>
+          <w:color w:val="C9D1D9"/>
+          <w:kern w:val="0"/>
+          <w:sz w:val="24"/>
+          <w:szCs w:val="24"/>
+          <w:lang w:val="en-US" w:eastAsia="pt-BR"/>
+          <w14:ligatures w14:val="none"/>
+        </w:rPr>
+        <w:t>app</w:t>
+      </w:r>
+      <w:r>
+        <w:rPr>
+          <w:rFonts w:ascii="Consolas" w:eastAsia="Times New Roman" w:hAnsi="Consolas" w:cs="Times New Roman"/>
+          <w:color w:val="D2A8FF"/>
+          <w:kern w:val="0"/>
+          <w:sz w:val="24"/>
+          <w:szCs w:val="24"/>
+          <w:lang w:val="en-US" w:eastAsia="pt-BR"/>
+          <w14:ligatures w14:val="none"/>
+        </w:rPr>
+        <w:t>.route</w:t>
+      </w:r>
+      <w:proofErr w:type="gramEnd"/>
+      <w:r>
+        <w:rPr>
+          <w:rFonts w:ascii="Consolas" w:eastAsia="Times New Roman" w:hAnsi="Consolas" w:cs="Times New Roman"/>
+          <w:color w:val="BBBEBF"/>
+          <w:kern w:val="0"/>
+          <w:sz w:val="24"/>
+          <w:szCs w:val="24"/>
+          <w:lang w:val="en-US" w:eastAsia="pt-BR"/>
+          <w14:ligatures w14:val="none"/>
+        </w:rPr>
+        <w:t>(</w:t>
+      </w:r>
+      <w:r>
+        <w:rPr>
+          <w:rFonts w:ascii="Consolas" w:eastAsia="Times New Roman" w:hAnsi="Consolas" w:cs="Times New Roman"/>
+          <w:color w:val="A5D6FF"/>
+          <w:kern w:val="0"/>
+          <w:sz w:val="24"/>
+          <w:szCs w:val="24"/>
+          <w:lang w:val="en-US" w:eastAsia="pt-BR"/>
+          <w14:ligatures w14:val="none"/>
+        </w:rPr>
+        <w:t>"/login"</w:t>
+      </w:r>
+      <w:r>
+        <w:rPr>
+          <w:rFonts w:ascii="Consolas" w:eastAsia="Times New Roman" w:hAnsi="Consolas" w:cs="Times New Roman"/>
+          <w:color w:val="BBBEBF"/>
+          <w:kern w:val="0"/>
+          <w:sz w:val="24"/>
+          <w:szCs w:val="24"/>
+          <w:lang w:val="en-US" w:eastAsia="pt-BR"/>
+          <w14:ligatures w14:val="none"/>
+        </w:rPr>
+        <w:t xml:space="preserve">, </w:t>
+      </w:r>
+      <w:r>
+        <w:rPr>
+          <w:rFonts w:ascii="Consolas" w:eastAsia="Times New Roman" w:hAnsi="Consolas" w:cs="Times New Roman"/>
+          <w:color w:val="FFA657"/>
+          <w:kern w:val="0"/>
+          <w:sz w:val="24"/>
+          <w:szCs w:val="24"/>
+          <w:lang w:val="en-US" w:eastAsia="pt-BR"/>
+          <w14:ligatures w14:val="none"/>
+        </w:rPr>
+        <w:t>methods</w:t>
+      </w:r>
+      <w:r>
+        <w:rPr>
+          <w:rFonts w:ascii="Consolas" w:eastAsia="Times New Roman" w:hAnsi="Consolas" w:cs="Times New Roman"/>
+          <w:color w:val="D4D4D4"/>
+          <w:kern w:val="0"/>
+          <w:sz w:val="24"/>
+          <w:szCs w:val="24"/>
+          <w:lang w:val="en-US" w:eastAsia="pt-BR"/>
+          <w14:ligatures w14:val="none"/>
+        </w:rPr>
+        <w:t>=</w:t>
+      </w:r>
+      <w:r>
+        <w:rPr>
+          <w:rFonts w:ascii="Consolas" w:eastAsia="Times New Roman" w:hAnsi="Consolas" w:cs="Times New Roman"/>
+          <w:color w:val="BBBEBF"/>
+          <w:kern w:val="0"/>
+          <w:sz w:val="24"/>
+          <w:szCs w:val="24"/>
+          <w:lang w:val="en-US" w:eastAsia="pt-BR"/>
+          <w14:ligatures w14:val="none"/>
+        </w:rPr>
+        <w:t>[</w:t>
+      </w:r>
+      <w:r>
+        <w:rPr>
+          <w:rFonts w:ascii="Consolas" w:eastAsia="Times New Roman" w:hAnsi="Consolas" w:cs="Times New Roman"/>
+          <w:color w:val="A5D6FF"/>
+          <w:kern w:val="0"/>
+          <w:sz w:val="24"/>
+          <w:szCs w:val="24"/>
+          <w:lang w:val="en-US" w:eastAsia="pt-BR"/>
+          <w14:ligatures w14:val="none"/>
+        </w:rPr>
+        <w:t>"GET"</w:t>
+      </w:r>
+      <w:r>
+        <w:rPr>
+          <w:rFonts w:ascii="Consolas" w:eastAsia="Times New Roman" w:hAnsi="Consolas" w:cs="Times New Roman"/>
+          <w:color w:val="BBBEBF"/>
+          <w:kern w:val="0"/>
+          <w:sz w:val="24"/>
+          <w:szCs w:val="24"/>
+          <w:lang w:val="en-US" w:eastAsia="pt-BR"/>
+          <w14:ligatures w14:val="none"/>
+        </w:rPr>
+        <w:t xml:space="preserve">, </w:t>
+      </w:r>
+      <w:r>
+        <w:rPr>
+          <w:rFonts w:ascii="Consolas" w:eastAsia="Times New Roman" w:hAnsi="Consolas" w:cs="Times New Roman"/>
+          <w:color w:val="A5D6FF"/>
+          <w:kern w:val="0"/>
+          <w:sz w:val="24"/>
+          <w:szCs w:val="24"/>
+          <w:lang w:val="en-US" w:eastAsia="pt-BR"/>
+          <w14:ligatures w14:val="none"/>
+        </w:rPr>
+        <w:t>"POST"</w:t>
+      </w:r>
+      <w:r>
+        <w:rPr>
+          <w:rFonts w:ascii="Consolas" w:eastAsia="Times New Roman" w:hAnsi="Consolas" w:cs="Times New Roman"/>
+          <w:color w:val="BBBEBF"/>
+          <w:kern w:val="0"/>
+          <w:sz w:val="24"/>
+          <w:szCs w:val="24"/>
+          <w:lang w:val="en-US" w:eastAsia="pt-BR"/>
+          <w14:ligatures w14:val="none"/>
+        </w:rPr>
+        <w:t>])</w:t>
+      </w:r>
+    </w:p>
+    <w:p>
+      <w:pPr>
+        <w:shd w:val="clear" w:color="auto" w:fill="121314"/>
+        <w:spacing w:after="0" w:line="330" w:lineRule="atLeast"/>
+        <w:rPr>
+          <w:rFonts w:ascii="Consolas" w:eastAsia="Times New Roman" w:hAnsi="Consolas" w:cs="Times New Roman"/>
+          <w:color w:val="BBBEBF"/>
+          <w:kern w:val="0"/>
+          <w:sz w:val="24"/>
+          <w:szCs w:val="24"/>
+          <w:lang w:val="en-US" w:eastAsia="pt-BR"/>
+          <w14:ligatures w14:val="none"/>
+        </w:rPr>
+      </w:pPr>
+      <w:r>
+        <w:rPr>
+          <w:rFonts w:ascii="Consolas" w:eastAsia="Times New Roman" w:hAnsi="Consolas" w:cs="Times New Roman"/>
+          <w:color w:val="FF7B72"/>
+          <w:kern w:val="0"/>
+          <w:sz w:val="24"/>
+          <w:szCs w:val="24"/>
+          <w:lang w:val="en-US" w:eastAsia="pt-BR"/>
+          <w14:ligatures w14:val="none"/>
+        </w:rPr>
+        <w:t>def</w:t>
+      </w:r>
+      <w:r>
+        <w:rPr>
+          <w:rFonts w:ascii="Consolas" w:eastAsia="Times New Roman" w:hAnsi="Consolas" w:cs="Times New Roman"/>
+          <w:color w:val="BBBEBF"/>
+          <w:kern w:val="0"/>
+          <w:sz w:val="24"/>
+          <w:szCs w:val="24"/>
+          <w:lang w:val="en-US" w:eastAsia="pt-BR"/>
+          <w14:ligatures w14:val="none"/>
+        </w:rPr>
+        <w:t xml:space="preserve"> </w:t>
+      </w:r>
+      <w:proofErr w:type="gramStart"/>
+      <w:r>
+        <w:rPr>
+          <w:rFonts w:ascii="Consolas" w:eastAsia="Times New Roman" w:hAnsi="Consolas" w:cs="Times New Roman"/>
+          <w:color w:val="D2A8FF"/>
+          <w:kern w:val="0"/>
+          <w:sz w:val="24"/>
+          <w:szCs w:val="24"/>
+          <w:lang w:val="en-US" w:eastAsia="pt-BR"/>
+          <w14:ligatures w14:val="none"/>
+        </w:rPr>
+        <w:t>login</w:t>
+      </w:r>
+      <w:r>
+        <w:rPr>
+          <w:rFonts w:ascii="Consolas" w:eastAsia="Times New Roman" w:hAnsi="Consolas" w:cs="Times New Roman"/>
+          <w:color w:val="BBBEBF"/>
+          <w:kern w:val="0"/>
+          <w:sz w:val="24"/>
+          <w:szCs w:val="24"/>
+          <w:lang w:val="en-US" w:eastAsia="pt-BR"/>
+          <w14:ligatures w14:val="none"/>
+        </w:rPr>
+        <w:t>(</w:t>
+      </w:r>
+      <w:proofErr w:type="gramEnd"/>
+      <w:r>
+        <w:rPr>
+          <w:rFonts w:ascii="Consolas" w:eastAsia="Times New Roman" w:hAnsi="Consolas" w:cs="Times New Roman"/>
+          <w:color w:val="BBBEBF"/>
+          <w:kern w:val="0"/>
+          <w:sz w:val="24"/>
+          <w:szCs w:val="24"/>
+          <w:lang w:val="en-US" w:eastAsia="pt-BR"/>
+          <w14:ligatures w14:val="none"/>
+        </w:rPr>
+        <w:t>):</w:t>
+      </w:r>
+    </w:p>
+    <w:p>
+      <w:pPr>
+        <w:shd w:val="clear" w:color="auto" w:fill="121314"/>
+        <w:spacing w:after="0" w:line="330" w:lineRule="atLeast"/>
+        <w:rPr>
+          <w:rFonts w:ascii="Consolas" w:eastAsia="Times New Roman" w:hAnsi="Consolas" w:cs="Times New Roman"/>
+          <w:color w:val="BBBEBF"/>
+          <w:kern w:val="0"/>
+          <w:sz w:val="24"/>
+          <w:szCs w:val="24"/>
+          <w:lang w:val="en-US" w:eastAsia="pt-BR"/>
+          <w14:ligatures w14:val="none"/>
+        </w:rPr>
+      </w:pPr>
+      <w:r>
+        <w:rPr>
+          <w:rFonts w:ascii="Consolas" w:eastAsia="Times New Roman" w:hAnsi="Consolas" w:cs="Times New Roman"/>
+          <w:color w:val="BBBEBF"/>
+          <w:kern w:val="0"/>
+          <w:sz w:val="24"/>
+          <w:szCs w:val="24"/>
+          <w:lang w:val="en-US" w:eastAsia="pt-BR"/>
+          <w14:ligatures w14:val="none"/>
+        </w:rPr>
+        <w:t xml:space="preserve">    </w:t>
+      </w:r>
+      <w:r>
+        <w:rPr>
+          <w:rFonts w:ascii="Consolas" w:eastAsia="Times New Roman" w:hAnsi="Consolas" w:cs="Times New Roman"/>
+          <w:color w:val="C586C0"/>
+          <w:kern w:val="0"/>
+          <w:sz w:val="24"/>
+          <w:szCs w:val="24"/>
+          <w:lang w:val="en-US" w:eastAsia="pt-BR"/>
+          <w14:ligatures w14:val="none"/>
+        </w:rPr>
+        <w:t>if</w:t>
+      </w:r>
+      <w:r>
+        <w:rPr>
+          <w:rFonts w:ascii="Consolas" w:eastAsia="Times New Roman" w:hAnsi="Consolas" w:cs="Times New Roman"/>
+          <w:color w:val="BBBEBF"/>
+          <w:kern w:val="0"/>
+          <w:sz w:val="24"/>
+          <w:szCs w:val="24"/>
+          <w:lang w:val="en-US" w:eastAsia="pt-BR"/>
+          <w14:ligatures w14:val="none"/>
+        </w:rPr>
+        <w:t xml:space="preserve"> </w:t>
+      </w:r>
+      <w:proofErr w:type="spellStart"/>
+      <w:proofErr w:type="gramStart"/>
+      <w:r>
+        <w:rPr>
+          <w:rFonts w:ascii="Consolas" w:eastAsia="Times New Roman" w:hAnsi="Consolas" w:cs="Times New Roman"/>
+          <w:color w:val="BBBEBF"/>
+          <w:kern w:val="0"/>
+          <w:sz w:val="24"/>
+          <w:szCs w:val="24"/>
+          <w:lang w:val="en-US" w:eastAsia="pt-BR"/>
+          <w14:ligatures w14:val="none"/>
+        </w:rPr>
+        <w:t>request.method</w:t>
+      </w:r>
+      <w:proofErr w:type="spellEnd"/>
+      <w:proofErr w:type="gramEnd"/>
+      <w:r>
+        <w:rPr>
+          <w:rFonts w:ascii="Consolas" w:eastAsia="Times New Roman" w:hAnsi="Consolas" w:cs="Times New Roman"/>
+          <w:color w:val="BBBEBF"/>
+          <w:kern w:val="0"/>
+          <w:sz w:val="24"/>
+          <w:szCs w:val="24"/>
+          <w:lang w:val="en-US" w:eastAsia="pt-BR"/>
+          <w14:ligatures w14:val="none"/>
+        </w:rPr>
+        <w:t xml:space="preserve"> </w:t>
+      </w:r>
+      <w:r>
+        <w:rPr>
+          <w:rFonts w:ascii="Consolas" w:eastAsia="Times New Roman" w:hAnsi="Consolas" w:cs="Times New Roman"/>
+          <w:color w:val="D4D4D4"/>
+          <w:kern w:val="0"/>
+          <w:sz w:val="24"/>
+          <w:szCs w:val="24"/>
+          <w:lang w:val="en-US" w:eastAsia="pt-BR"/>
+          <w14:ligatures w14:val="none"/>
+        </w:rPr>
+        <w:t>==</w:t>
+      </w:r>
+      <w:r>
+        <w:rPr>
+          <w:rFonts w:ascii="Consolas" w:eastAsia="Times New Roman" w:hAnsi="Consolas" w:cs="Times New Roman"/>
+          <w:color w:val="BBBEBF"/>
+          <w:kern w:val="0"/>
+          <w:sz w:val="24"/>
+          <w:szCs w:val="24"/>
+          <w:lang w:val="en-US" w:eastAsia="pt-BR"/>
+          <w14:ligatures w14:val="none"/>
+        </w:rPr>
+        <w:t xml:space="preserve"> </w:t>
+      </w:r>
+      <w:r>
+        <w:rPr>
+          <w:rFonts w:ascii="Consolas" w:eastAsia="Times New Roman" w:hAnsi="Consolas" w:cs="Times New Roman"/>
+          <w:color w:val="A5D6FF"/>
+          <w:kern w:val="0"/>
+          <w:sz w:val="24"/>
+          <w:szCs w:val="24"/>
+          <w:lang w:val="en-US" w:eastAsia="pt-BR"/>
+          <w14:ligatures w14:val="none"/>
+        </w:rPr>
+        <w:t>"POST"</w:t>
+      </w:r>
+      <w:r>
+        <w:rPr>
+          <w:rFonts w:ascii="Consolas" w:eastAsia="Times New Roman" w:hAnsi="Consolas" w:cs="Times New Roman"/>
+          <w:color w:val="BBBEBF"/>
+          <w:kern w:val="0"/>
+          <w:sz w:val="24"/>
+          <w:szCs w:val="24"/>
+          <w:lang w:val="en-US" w:eastAsia="pt-BR"/>
+          <w14:ligatures w14:val="none"/>
+        </w:rPr>
+        <w:t>:</w:t>
+      </w:r>
+    </w:p>
+    <w:p>
+      <w:pPr>
+        <w:shd w:val="clear" w:color="auto" w:fill="121314"/>
+        <w:spacing w:after="0" w:line="330" w:lineRule="atLeast"/>
+        <w:rPr>
+          <w:rFonts w:ascii="Consolas" w:eastAsia="Times New Roman" w:hAnsi="Consolas" w:cs="Times New Roman"/>
+          <w:color w:val="BBBEBF"/>
+          <w:kern w:val="0"/>
+          <w:sz w:val="24"/>
+          <w:szCs w:val="24"/>
+          <w:lang w:eastAsia="pt-BR"/>
+          <w14:ligatures w14:val="none"/>
+        </w:rPr>
+      </w:pPr>
+      <w:r>
+        <w:rPr>
+          <w:rFonts w:ascii="Consolas" w:eastAsia="Times New Roman" w:hAnsi="Consolas" w:cs="Times New Roman"/>
+          <w:color w:val="BBBEBF"/>
+          <w:kern w:val="0"/>
+          <w:sz w:val="24"/>
+          <w:szCs w:val="24"/>
+          <w:lang w:val="en-US" w:eastAsia="pt-BR"/>
+          <w14:ligatures w14:val="none"/>
+        </w:rPr>
+        <w:t xml:space="preserve">        </w:t>
+      </w:r>
+      <w:proofErr w:type="spellStart"/>
+      <w:r>
+        <w:rPr>
+          <w:rFonts w:ascii="Consolas" w:eastAsia="Times New Roman" w:hAnsi="Consolas" w:cs="Times New Roman"/>
+          <w:color w:val="C9D1D9"/>
+          <w:kern w:val="0"/>
+          <w:sz w:val="24"/>
+          <w:szCs w:val="24"/>
+          <w:lang w:eastAsia="pt-BR"/>
+          <w14:ligatures w14:val="none"/>
+        </w:rPr>
+        <w:t>email</w:t>
+      </w:r>
+      <w:proofErr w:type="spellEnd"/>
+      <w:r>
+        <w:rPr>
+          <w:rFonts w:ascii="Consolas" w:eastAsia="Times New Roman" w:hAnsi="Consolas" w:cs="Times New Roman"/>
+          <w:color w:val="BBBEBF"/>
+          <w:kern w:val="0"/>
+          <w:sz w:val="24"/>
+          <w:szCs w:val="24"/>
+          <w:lang w:eastAsia="pt-BR"/>
+          <w14:ligatures w14:val="none"/>
+        </w:rPr>
+        <w:t xml:space="preserve"> </w:t>
+      </w:r>
+      <w:r>
+        <w:rPr>
+          <w:rFonts w:ascii="Consolas" w:eastAsia="Times New Roman" w:hAnsi="Consolas" w:cs="Times New Roman"/>
+          <w:color w:val="D4D4D4"/>
+          <w:kern w:val="0"/>
+          <w:sz w:val="24"/>
+          <w:szCs w:val="24"/>
+          <w:lang w:eastAsia="pt-BR"/>
+          <w14:ligatures w14:val="none"/>
+        </w:rPr>
+        <w:t>=</w:t>
+      </w:r>
+      <w:r>
+        <w:rPr>
+          <w:rFonts w:ascii="Consolas" w:eastAsia="Times New Roman" w:hAnsi="Consolas" w:cs="Times New Roman"/>
+          <w:color w:val="BBBEBF"/>
+          <w:kern w:val="0"/>
+          <w:sz w:val="24"/>
+          <w:szCs w:val="24"/>
+          <w:lang w:eastAsia="pt-BR"/>
+          <w14:ligatures w14:val="none"/>
+        </w:rPr>
+        <w:t xml:space="preserve"> </w:t>
+      </w:r>
+      <w:proofErr w:type="spellStart"/>
+      <w:proofErr w:type="gramStart"/>
+      <w:r>
+        <w:rPr>
+          <w:rFonts w:ascii="Consolas" w:eastAsia="Times New Roman" w:hAnsi="Consolas" w:cs="Times New Roman"/>
+          <w:color w:val="BBBEBF"/>
+          <w:kern w:val="0"/>
+          <w:sz w:val="24"/>
+          <w:szCs w:val="24"/>
+          <w:lang w:eastAsia="pt-BR"/>
+          <w14:ligatures w14:val="none"/>
+        </w:rPr>
+        <w:t>request.form</w:t>
+      </w:r>
+      <w:proofErr w:type="spellEnd"/>
+      <w:proofErr w:type="gramEnd"/>
+      <w:r>
+        <w:rPr>
+          <w:rFonts w:ascii="Consolas" w:eastAsia="Times New Roman" w:hAnsi="Consolas" w:cs="Times New Roman"/>
+          <w:color w:val="BBBEBF"/>
+          <w:kern w:val="0"/>
+          <w:sz w:val="24"/>
+          <w:szCs w:val="24"/>
+          <w:lang w:eastAsia="pt-BR"/>
+          <w14:ligatures w14:val="none"/>
+        </w:rPr>
+        <w:t>[</w:t>
+      </w:r>
+      <w:r>
+        <w:rPr>
+          <w:rFonts w:ascii="Consolas" w:eastAsia="Times New Roman" w:hAnsi="Consolas" w:cs="Times New Roman"/>
+          <w:color w:val="A5D6FF"/>
+          <w:kern w:val="0"/>
+          <w:sz w:val="24"/>
+          <w:szCs w:val="24"/>
+          <w:lang w:eastAsia="pt-BR"/>
+          <w14:ligatures w14:val="none"/>
+        </w:rPr>
+        <w:t>"</w:t>
+      </w:r>
+      <w:proofErr w:type="spellStart"/>
+      <w:r>
+        <w:rPr>
+          <w:rFonts w:ascii="Consolas" w:eastAsia="Times New Roman" w:hAnsi="Consolas" w:cs="Times New Roman"/>
+          <w:color w:val="A5D6FF"/>
+          <w:kern w:val="0"/>
+          <w:sz w:val="24"/>
+          <w:szCs w:val="24"/>
+          <w:lang w:eastAsia="pt-BR"/>
+          <w14:ligatures w14:val="none"/>
+        </w:rPr>
+        <w:t>email</w:t>
+      </w:r>
+      <w:proofErr w:type="spellEnd"/>
+      <w:r>
+        <w:rPr>
+          <w:rFonts w:ascii="Consolas" w:eastAsia="Times New Roman" w:hAnsi="Consolas" w:cs="Times New Roman"/>
+          <w:color w:val="A5D6FF"/>
+          <w:kern w:val="0"/>
+          <w:sz w:val="24"/>
+          <w:szCs w:val="24"/>
+          <w:lang w:eastAsia="pt-BR"/>
+          <w14:ligatures w14:val="none"/>
+        </w:rPr>
+        <w:t>"</w:t>
+      </w:r>
+      <w:r>
+        <w:rPr>
+          <w:rFonts w:ascii="Consolas" w:eastAsia="Times New Roman" w:hAnsi="Consolas" w:cs="Times New Roman"/>
+          <w:color w:val="BBBEBF"/>
+          <w:kern w:val="0"/>
+          <w:sz w:val="24"/>
+          <w:szCs w:val="24"/>
+          <w:lang w:eastAsia="pt-BR"/>
+          <w14:ligatures w14:val="none"/>
+        </w:rPr>
+        <w:t>]</w:t>
+      </w:r>
+    </w:p>
+    <w:p>
+      <w:pPr>
+        <w:shd w:val="clear" w:color="auto" w:fill="121314"/>
+        <w:spacing w:after="0" w:line="330" w:lineRule="atLeast"/>
+        <w:rPr>
+          <w:rFonts w:ascii="Consolas" w:eastAsia="Times New Roman" w:hAnsi="Consolas" w:cs="Times New Roman"/>
+          <w:color w:val="BBBEBF"/>
+          <w:kern w:val="0"/>
+          <w:sz w:val="24"/>
+          <w:szCs w:val="24"/>
+          <w:lang w:eastAsia="pt-BR"/>
+          <w14:ligatures w14:val="none"/>
+        </w:rPr>
+      </w:pPr>
+      <w:r>
+        <w:rPr>
+          <w:rFonts w:ascii="Consolas" w:eastAsia="Times New Roman" w:hAnsi="Consolas" w:cs="Times New Roman"/>
+          <w:color w:val="BBBEBF"/>
+          <w:kern w:val="0"/>
+          <w:sz w:val="24"/>
+          <w:szCs w:val="24"/>
+          <w:lang w:eastAsia="pt-BR"/>
+          <w14:ligatures w14:val="none"/>
+        </w:rPr>
+        <w:t xml:space="preserve">        </w:t>
+      </w:r>
+      <w:r>
+        <w:rPr>
+          <w:rFonts w:ascii="Consolas" w:eastAsia="Times New Roman" w:hAnsi="Consolas" w:cs="Times New Roman"/>
+          <w:color w:val="C9D1D9"/>
+          <w:kern w:val="0"/>
+          <w:sz w:val="24"/>
+          <w:szCs w:val="24"/>
+          <w:lang w:eastAsia="pt-BR"/>
+          <w14:ligatures w14:val="none"/>
+        </w:rPr>
+        <w:t>senha</w:t>
+      </w:r>
+      <w:r>
+        <w:rPr>
+          <w:rFonts w:ascii="Consolas" w:eastAsia="Times New Roman" w:hAnsi="Consolas" w:cs="Times New Roman"/>
+          <w:color w:val="BBBEBF"/>
+          <w:kern w:val="0"/>
+          <w:sz w:val="24"/>
+          <w:szCs w:val="24"/>
+          <w:lang w:eastAsia="pt-BR"/>
+          <w14:ligatures w14:val="none"/>
+        </w:rPr>
+        <w:t xml:space="preserve"> </w:t>
+      </w:r>
+      <w:r>
+        <w:rPr>
+          <w:rFonts w:ascii="Consolas" w:eastAsia="Times New Roman" w:hAnsi="Consolas" w:cs="Times New Roman"/>
+          <w:color w:val="D4D4D4"/>
+          <w:kern w:val="0"/>
+          <w:sz w:val="24"/>
+          <w:szCs w:val="24"/>
+          <w:lang w:eastAsia="pt-BR"/>
+          <w14:ligatures w14:val="none"/>
+        </w:rPr>
+        <w:t>=</w:t>
+      </w:r>
+      <w:r>
+        <w:rPr>
+          <w:rFonts w:ascii="Consolas" w:eastAsia="Times New Roman" w:hAnsi="Consolas" w:cs="Times New Roman"/>
+          <w:color w:val="BBBEBF"/>
+          <w:kern w:val="0"/>
+          <w:sz w:val="24"/>
+          <w:szCs w:val="24"/>
+          <w:lang w:eastAsia="pt-BR"/>
+          <w14:ligatures w14:val="none"/>
+        </w:rPr>
+        <w:t xml:space="preserve"> </w:t>
+      </w:r>
+      <w:proofErr w:type="spellStart"/>
+      <w:proofErr w:type="gramStart"/>
+      <w:r>
+        <w:rPr>
+          <w:rFonts w:ascii="Consolas" w:eastAsia="Times New Roman" w:hAnsi="Consolas" w:cs="Times New Roman"/>
+          <w:color w:val="BBBEBF"/>
+          <w:kern w:val="0"/>
+          <w:sz w:val="24"/>
+          <w:szCs w:val="24"/>
+          <w:lang w:eastAsia="pt-BR"/>
+          <w14:ligatures w14:val="none"/>
+        </w:rPr>
+        <w:t>request.form</w:t>
+      </w:r>
+      <w:proofErr w:type="spellEnd"/>
+      <w:proofErr w:type="gramEnd"/>
+      <w:r>
+        <w:rPr>
+          <w:rFonts w:ascii="Consolas" w:eastAsia="Times New Roman" w:hAnsi="Consolas" w:cs="Times New Roman"/>
+          <w:color w:val="BBBEBF"/>
+          <w:kern w:val="0"/>
+          <w:sz w:val="24"/>
+          <w:szCs w:val="24"/>
+          <w:lang w:eastAsia="pt-BR"/>
+          <w14:ligatures w14:val="none"/>
+        </w:rPr>
+        <w:t>[</w:t>
+      </w:r>
+      <w:r>
+        <w:rPr>
+          <w:rFonts w:ascii="Consolas" w:eastAsia="Times New Roman" w:hAnsi="Consolas" w:cs="Times New Roman"/>
+          <w:color w:val="A5D6FF"/>
+          <w:kern w:val="0"/>
+          <w:sz w:val="24"/>
+          <w:szCs w:val="24"/>
+          <w:lang w:eastAsia="pt-BR"/>
+          <w14:ligatures w14:val="none"/>
+        </w:rPr>
+        <w:t>"senha"</w:t>
+      </w:r>
+      <w:r>
+        <w:rPr>
+          <w:rFonts w:ascii="Consolas" w:eastAsia="Times New Roman" w:hAnsi="Consolas" w:cs="Times New Roman"/>
+          <w:color w:val="BBBEBF"/>
+          <w:kern w:val="0"/>
+          <w:sz w:val="24"/>
+          <w:szCs w:val="24"/>
+          <w:lang w:eastAsia="pt-BR"/>
+          <w14:ligatures w14:val="none"/>
+        </w:rPr>
+        <w:t>]</w:t>
+      </w:r>
+    </w:p>
+    <w:p>
+      <w:pPr>
+        <w:shd w:val="clear" w:color="auto" w:fill="121314"/>
+        <w:spacing w:after="0" w:line="330" w:lineRule="atLeast"/>
+        <w:rPr>
+          <w:rFonts w:ascii="Consolas" w:eastAsia="Times New Roman" w:hAnsi="Consolas" w:cs="Times New Roman"/>
+          <w:color w:val="BBBEBF"/>
+          <w:kern w:val="0"/>
+          <w:sz w:val="24"/>
+          <w:szCs w:val="24"/>
+          <w:lang w:eastAsia="pt-BR"/>
+          <w14:ligatures w14:val="none"/>
+        </w:rPr>
+      </w:pPr>
+    </w:p>
+    <w:p>
+      <w:pPr>
+        <w:shd w:val="clear" w:color="auto" w:fill="121314"/>
+        <w:spacing w:after="0" w:line="330" w:lineRule="atLeast"/>
+        <w:rPr>
+          <w:rFonts w:ascii="Consolas" w:eastAsia="Times New Roman" w:hAnsi="Consolas" w:cs="Times New Roman"/>
+          <w:color w:val="BBBEBF"/>
+          <w:kern w:val="0"/>
+          <w:sz w:val="24"/>
+          <w:szCs w:val="24"/>
+          <w:lang w:val="en-US" w:eastAsia="pt-BR"/>
+          <w14:ligatures w14:val="none"/>
+        </w:rPr>
+      </w:pPr>
+      <w:r>
+        <w:rPr>
+          <w:rFonts w:ascii="Consolas" w:eastAsia="Times New Roman" w:hAnsi="Consolas" w:cs="Times New Roman"/>
+          <w:color w:val="BBBEBF"/>
+          <w:kern w:val="0"/>
+          <w:sz w:val="24"/>
+          <w:szCs w:val="24"/>
+          <w:lang w:eastAsia="pt-BR"/>
+          <w14:ligatures w14:val="none"/>
+        </w:rPr>
+        <w:t xml:space="preserve">        </w:t>
+      </w:r>
+      <w:r>
+        <w:rPr>
+          <w:rFonts w:ascii="Consolas" w:eastAsia="Times New Roman" w:hAnsi="Consolas" w:cs="Times New Roman"/>
+          <w:color w:val="C9D1D9"/>
+          <w:kern w:val="0"/>
+          <w:sz w:val="24"/>
+          <w:szCs w:val="24"/>
+          <w:lang w:val="en-US" w:eastAsia="pt-BR"/>
+          <w14:ligatures w14:val="none"/>
+        </w:rPr>
+        <w:t>user</w:t>
+      </w:r>
+      <w:r>
+        <w:rPr>
+          <w:rFonts w:ascii="Consolas" w:eastAsia="Times New Roman" w:hAnsi="Consolas" w:cs="Times New Roman"/>
+          <w:color w:val="BBBEBF"/>
+          <w:kern w:val="0"/>
+          <w:sz w:val="24"/>
+          <w:szCs w:val="24"/>
+          <w:lang w:val="en-US" w:eastAsia="pt-BR"/>
+          <w14:ligatures w14:val="none"/>
+        </w:rPr>
+        <w:t xml:space="preserve"> </w:t>
+      </w:r>
+      <w:r>
+        <w:rPr>
+          <w:rFonts w:ascii="Consolas" w:eastAsia="Times New Roman" w:hAnsi="Consolas" w:cs="Times New Roman"/>
+          <w:color w:val="D4D4D4"/>
+          <w:kern w:val="0"/>
+          <w:sz w:val="24"/>
+          <w:szCs w:val="24"/>
+          <w:lang w:val="en-US" w:eastAsia="pt-BR"/>
+          <w14:ligatures w14:val="none"/>
+        </w:rPr>
+        <w:t>=</w:t>
+      </w:r>
+      <w:r>
+        <w:rPr>
+          <w:rFonts w:ascii="Consolas" w:eastAsia="Times New Roman" w:hAnsi="Consolas" w:cs="Times New Roman"/>
+          <w:color w:val="BBBEBF"/>
+          <w:kern w:val="0"/>
+          <w:sz w:val="24"/>
+          <w:szCs w:val="24"/>
+          <w:lang w:val="en-US" w:eastAsia="pt-BR"/>
+          <w14:ligatures w14:val="none"/>
+        </w:rPr>
+        <w:t xml:space="preserve"> </w:t>
+      </w:r>
+      <w:proofErr w:type="spellStart"/>
+      <w:proofErr w:type="gramStart"/>
+      <w:r>
+        <w:rPr>
+          <w:rFonts w:ascii="Consolas" w:eastAsia="Times New Roman" w:hAnsi="Consolas" w:cs="Times New Roman"/>
+          <w:color w:val="4EC9B0"/>
+          <w:kern w:val="0"/>
+          <w:sz w:val="24"/>
+          <w:szCs w:val="24"/>
+          <w:lang w:val="en-US" w:eastAsia="pt-BR"/>
+          <w14:ligatures w14:val="none"/>
+        </w:rPr>
+        <w:t>Usuario</w:t>
+      </w:r>
+      <w:r>
+        <w:rPr>
+          <w:rFonts w:ascii="Consolas" w:eastAsia="Times New Roman" w:hAnsi="Consolas" w:cs="Times New Roman"/>
+          <w:color w:val="BBBEBF"/>
+          <w:kern w:val="0"/>
+          <w:sz w:val="24"/>
+          <w:szCs w:val="24"/>
+          <w:lang w:val="en-US" w:eastAsia="pt-BR"/>
+          <w14:ligatures w14:val="none"/>
+        </w:rPr>
+        <w:t>.query.filter</w:t>
+      </w:r>
+      <w:proofErr w:type="gramEnd"/>
+      <w:r>
+        <w:rPr>
+          <w:rFonts w:ascii="Consolas" w:eastAsia="Times New Roman" w:hAnsi="Consolas" w:cs="Times New Roman"/>
+          <w:color w:val="BBBEBF"/>
+          <w:kern w:val="0"/>
+          <w:sz w:val="24"/>
+          <w:szCs w:val="24"/>
+          <w:lang w:val="en-US" w:eastAsia="pt-BR"/>
+          <w14:ligatures w14:val="none"/>
+        </w:rPr>
+        <w:t>_by</w:t>
+      </w:r>
+      <w:proofErr w:type="spellEnd"/>
+      <w:r>
+        <w:rPr>
+          <w:rFonts w:ascii="Consolas" w:eastAsia="Times New Roman" w:hAnsi="Consolas" w:cs="Times New Roman"/>
+          <w:color w:val="BBBEBF"/>
+          <w:kern w:val="0"/>
+          <w:sz w:val="24"/>
+          <w:szCs w:val="24"/>
+          <w:lang w:val="en-US" w:eastAsia="pt-BR"/>
+          <w14:ligatures w14:val="none"/>
+        </w:rPr>
+        <w:t>(</w:t>
+      </w:r>
+      <w:r>
+        <w:rPr>
+          <w:rFonts w:ascii="Consolas" w:eastAsia="Times New Roman" w:hAnsi="Consolas" w:cs="Times New Roman"/>
+          <w:color w:val="FFA657"/>
+          <w:kern w:val="0"/>
+          <w:sz w:val="24"/>
+          <w:szCs w:val="24"/>
+          <w:lang w:val="en-US" w:eastAsia="pt-BR"/>
+          <w14:ligatures w14:val="none"/>
+        </w:rPr>
+        <w:t>email</w:t>
+      </w:r>
+      <w:r>
+        <w:rPr>
+          <w:rFonts w:ascii="Consolas" w:eastAsia="Times New Roman" w:hAnsi="Consolas" w:cs="Times New Roman"/>
+          <w:color w:val="D4D4D4"/>
+          <w:kern w:val="0"/>
+          <w:sz w:val="24"/>
+          <w:szCs w:val="24"/>
+          <w:lang w:val="en-US" w:eastAsia="pt-BR"/>
+          <w14:ligatures w14:val="none"/>
+        </w:rPr>
+        <w:t>=</w:t>
+      </w:r>
+      <w:r>
+        <w:rPr>
+          <w:rFonts w:ascii="Consolas" w:eastAsia="Times New Roman" w:hAnsi="Consolas" w:cs="Times New Roman"/>
+          <w:color w:val="C9D1D9"/>
+          <w:kern w:val="0"/>
+          <w:sz w:val="24"/>
+          <w:szCs w:val="24"/>
+          <w:lang w:val="en-US" w:eastAsia="pt-BR"/>
+          <w14:ligatures w14:val="none"/>
+        </w:rPr>
+        <w:t>email</w:t>
+      </w:r>
+      <w:r>
+        <w:rPr>
+          <w:rFonts w:ascii="Consolas" w:eastAsia="Times New Roman" w:hAnsi="Consolas" w:cs="Times New Roman"/>
+          <w:color w:val="BBBEBF"/>
+          <w:kern w:val="0"/>
+          <w:sz w:val="24"/>
+          <w:szCs w:val="24"/>
+          <w:lang w:val="en-US" w:eastAsia="pt-BR"/>
+          <w14:ligatures w14:val="none"/>
+        </w:rPr>
+        <w:t xml:space="preserve">, </w:t>
+      </w:r>
+      <w:proofErr w:type="spellStart"/>
+      <w:r>
+        <w:rPr>
+          <w:rFonts w:ascii="Consolas" w:eastAsia="Times New Roman" w:hAnsi="Consolas" w:cs="Times New Roman"/>
+          <w:color w:val="FFA657"/>
+          <w:kern w:val="0"/>
+          <w:sz w:val="24"/>
+          <w:szCs w:val="24"/>
+          <w:lang w:val="en-US" w:eastAsia="pt-BR"/>
+          <w14:ligatures w14:val="none"/>
+        </w:rPr>
+        <w:t>senha</w:t>
+      </w:r>
+      <w:proofErr w:type="spellEnd"/>
+      <w:r>
+        <w:rPr>
+          <w:rFonts w:ascii="Consolas" w:eastAsia="Times New Roman" w:hAnsi="Consolas" w:cs="Times New Roman"/>
+          <w:color w:val="D4D4D4"/>
+          <w:kern w:val="0"/>
+          <w:sz w:val="24"/>
+          <w:szCs w:val="24"/>
+          <w:lang w:val="en-US" w:eastAsia="pt-BR"/>
+          <w14:ligatures w14:val="none"/>
+        </w:rPr>
+        <w:t>=</w:t>
+      </w:r>
+      <w:proofErr w:type="spellStart"/>
+      <w:r>
+        <w:rPr>
+          <w:rFonts w:ascii="Consolas" w:eastAsia="Times New Roman" w:hAnsi="Consolas" w:cs="Times New Roman"/>
+          <w:color w:val="C9D1D9"/>
+          <w:kern w:val="0"/>
+          <w:sz w:val="24"/>
+          <w:szCs w:val="24"/>
+          <w:lang w:val="en-US" w:eastAsia="pt-BR"/>
+          <w14:ligatures w14:val="none"/>
+        </w:rPr>
+        <w:t>senha</w:t>
+      </w:r>
+      <w:proofErr w:type="spellEnd"/>
+      <w:r>
+        <w:rPr>
+          <w:rFonts w:ascii="Consolas" w:eastAsia="Times New Roman" w:hAnsi="Consolas" w:cs="Times New Roman"/>
+          <w:color w:val="BBBEBF"/>
+          <w:kern w:val="0"/>
+          <w:sz w:val="24"/>
+          <w:szCs w:val="24"/>
+          <w:lang w:val="en-US" w:eastAsia="pt-BR"/>
+          <w14:ligatures w14:val="none"/>
+        </w:rPr>
+        <w:t>).first()</w:t>
+      </w:r>
+    </w:p>
+    <w:p>
+      <w:pPr>
+        <w:shd w:val="clear" w:color="auto" w:fill="121314"/>
+        <w:spacing w:after="0" w:line="330" w:lineRule="atLeast"/>
+        <w:rPr>
+          <w:rFonts w:ascii="Consolas" w:eastAsia="Times New Roman" w:hAnsi="Consolas" w:cs="Times New Roman"/>
+          <w:color w:val="BBBEBF"/>
+          <w:kern w:val="0"/>
+          <w:sz w:val="24"/>
+          <w:szCs w:val="24"/>
+          <w:lang w:val="en-US" w:eastAsia="pt-BR"/>
+          <w14:ligatures w14:val="none"/>
+        </w:rPr>
+      </w:pPr>
+    </w:p>
+    <w:p>
+      <w:pPr>
+        <w:shd w:val="clear" w:color="auto" w:fill="121314"/>
+        <w:spacing w:after="0" w:line="330" w:lineRule="atLeast"/>
+        <w:rPr>
+          <w:rFonts w:ascii="Consolas" w:eastAsia="Times New Roman" w:hAnsi="Consolas" w:cs="Times New Roman"/>
+          <w:color w:val="BBBEBF"/>
+          <w:kern w:val="0"/>
+          <w:sz w:val="24"/>
+          <w:szCs w:val="24"/>
+          <w:lang w:val="en-US" w:eastAsia="pt-BR"/>
+          <w14:ligatures w14:val="none"/>
+        </w:rPr>
+      </w:pPr>
+      <w:r>
+        <w:rPr>
+          <w:rFonts w:ascii="Consolas" w:eastAsia="Times New Roman" w:hAnsi="Consolas" w:cs="Times New Roman"/>
+          <w:color w:val="BBBEBF"/>
+          <w:kern w:val="0"/>
+          <w:sz w:val="24"/>
+          <w:szCs w:val="24"/>
+          <w:lang w:val="en-US" w:eastAsia="pt-BR"/>
+          <w14:ligatures w14:val="none"/>
+        </w:rPr>
+        <w:t xml:space="preserve">        </w:t>
+      </w:r>
+      <w:r>
+        <w:rPr>
+          <w:rFonts w:ascii="Consolas" w:eastAsia="Times New Roman" w:hAnsi="Consolas" w:cs="Times New Roman"/>
+          <w:color w:val="C586C0"/>
+          <w:kern w:val="0"/>
+          <w:sz w:val="24"/>
+          <w:szCs w:val="24"/>
+          <w:lang w:val="en-US" w:eastAsia="pt-BR"/>
+          <w14:ligatures w14:val="none"/>
+        </w:rPr>
+        <w:t>if</w:t>
+      </w:r>
+      <w:r>
+        <w:rPr>
+          <w:rFonts w:ascii="Consolas" w:eastAsia="Times New Roman" w:hAnsi="Consolas" w:cs="Times New Roman"/>
+          <w:color w:val="BBBEBF"/>
+          <w:kern w:val="0"/>
+          <w:sz w:val="24"/>
+          <w:szCs w:val="24"/>
+          <w:lang w:val="en-US" w:eastAsia="pt-BR"/>
+          <w14:ligatures w14:val="none"/>
+        </w:rPr>
+        <w:t xml:space="preserve"> </w:t>
+      </w:r>
+      <w:r>
+        <w:rPr>
+          <w:rFonts w:ascii="Consolas" w:eastAsia="Times New Roman" w:hAnsi="Consolas" w:cs="Times New Roman"/>
+          <w:color w:val="C9D1D9"/>
+          <w:kern w:val="0"/>
+          <w:sz w:val="24"/>
+          <w:szCs w:val="24"/>
+          <w:lang w:val="en-US" w:eastAsia="pt-BR"/>
+          <w14:ligatures w14:val="none"/>
+        </w:rPr>
+        <w:t>user</w:t>
+      </w:r>
+      <w:r>
+        <w:rPr>
+          <w:rFonts w:ascii="Consolas" w:eastAsia="Times New Roman" w:hAnsi="Consolas" w:cs="Times New Roman"/>
+          <w:color w:val="BBBEBF"/>
+          <w:kern w:val="0"/>
+          <w:sz w:val="24"/>
+          <w:szCs w:val="24"/>
+          <w:lang w:val="en-US" w:eastAsia="pt-BR"/>
+          <w14:ligatures w14:val="none"/>
+        </w:rPr>
+        <w:t>:</w:t>
+      </w:r>
+    </w:p>
+    <w:p>
+      <w:pPr>
+        <w:shd w:val="clear" w:color="auto" w:fill="121314"/>
+        <w:spacing w:after="0" w:line="330" w:lineRule="atLeast"/>
+        <w:rPr>
+          <w:rFonts w:ascii="Consolas" w:eastAsia="Times New Roman" w:hAnsi="Consolas" w:cs="Times New Roman"/>
+          <w:color w:val="BBBEBF"/>
+          <w:kern w:val="0"/>
+          <w:sz w:val="24"/>
+          <w:szCs w:val="24"/>
+          <w:lang w:val="en-US" w:eastAsia="pt-BR"/>
+          <w14:ligatures w14:val="none"/>
+        </w:rPr>
+      </w:pPr>
+      <w:r>
+        <w:rPr>
+          <w:rFonts w:ascii="Consolas" w:eastAsia="Times New Roman" w:hAnsi="Consolas" w:cs="Times New Roman"/>
+          <w:color w:val="BBBEBF"/>
+          <w:kern w:val="0"/>
+          <w:sz w:val="24"/>
+          <w:szCs w:val="24"/>
+          <w:lang w:val="en-US" w:eastAsia="pt-BR"/>
+          <w14:ligatures w14:val="none"/>
+        </w:rPr>
+        <w:t>            session[</w:t>
+      </w:r>
+      <w:r>
+        <w:rPr>
+          <w:rFonts w:ascii="Consolas" w:eastAsia="Times New Roman" w:hAnsi="Consolas" w:cs="Times New Roman"/>
+          <w:color w:val="A5D6FF"/>
+          <w:kern w:val="0"/>
+          <w:sz w:val="24"/>
+          <w:szCs w:val="24"/>
+          <w:lang w:val="en-US" w:eastAsia="pt-BR"/>
+          <w14:ligatures w14:val="none"/>
+        </w:rPr>
+        <w:t>"</w:t>
+      </w:r>
+      <w:proofErr w:type="spellStart"/>
+      <w:r>
+        <w:rPr>
+          <w:rFonts w:ascii="Consolas" w:eastAsia="Times New Roman" w:hAnsi="Consolas" w:cs="Times New Roman"/>
+          <w:color w:val="A5D6FF"/>
+          <w:kern w:val="0"/>
+          <w:sz w:val="24"/>
+          <w:szCs w:val="24"/>
+          <w:lang w:val="en-US" w:eastAsia="pt-BR"/>
+          <w14:ligatures w14:val="none"/>
+        </w:rPr>
+        <w:t>user_id</w:t>
+      </w:r>
+      <w:proofErr w:type="spellEnd"/>
+      <w:r>
+        <w:rPr>
+          <w:rFonts w:ascii="Consolas" w:eastAsia="Times New Roman" w:hAnsi="Consolas" w:cs="Times New Roman"/>
+          <w:color w:val="A5D6FF"/>
+          <w:kern w:val="0"/>
+          <w:sz w:val="24"/>
+          <w:szCs w:val="24"/>
+          <w:lang w:val="en-US" w:eastAsia="pt-BR"/>
+          <w14:ligatures w14:val="none"/>
+        </w:rPr>
+        <w:t>"</w:t>
+      </w:r>
+      <w:r>
+        <w:rPr>
+          <w:rFonts w:ascii="Consolas" w:eastAsia="Times New Roman" w:hAnsi="Consolas" w:cs="Times New Roman"/>
+          <w:color w:val="BBBEBF"/>
+          <w:kern w:val="0"/>
+          <w:sz w:val="24"/>
+          <w:szCs w:val="24"/>
+          <w:lang w:val="en-US" w:eastAsia="pt-BR"/>
+          <w14:ligatures w14:val="none"/>
+        </w:rPr>
+        <w:t xml:space="preserve">] </w:t>
+      </w:r>
+      <w:r>
+        <w:rPr>
+          <w:rFonts w:ascii="Consolas" w:eastAsia="Times New Roman" w:hAnsi="Consolas" w:cs="Times New Roman"/>
+          <w:color w:val="D4D4D4"/>
+          <w:kern w:val="0"/>
+          <w:sz w:val="24"/>
+          <w:szCs w:val="24"/>
+          <w:lang w:val="en-US" w:eastAsia="pt-BR"/>
+          <w14:ligatures w14:val="none"/>
+        </w:rPr>
+        <w:t>=</w:t>
+      </w:r>
+      <w:r>
+        <w:rPr>
+          <w:rFonts w:ascii="Consolas" w:eastAsia="Times New Roman" w:hAnsi="Consolas" w:cs="Times New Roman"/>
+          <w:color w:val="BBBEBF"/>
+          <w:kern w:val="0"/>
+          <w:sz w:val="24"/>
+          <w:szCs w:val="24"/>
+          <w:lang w:val="en-US" w:eastAsia="pt-BR"/>
+          <w14:ligatures w14:val="none"/>
+        </w:rPr>
+        <w:t xml:space="preserve"> </w:t>
+      </w:r>
+      <w:r>
+        <w:rPr>
+          <w:rFonts w:ascii="Consolas" w:eastAsia="Times New Roman" w:hAnsi="Consolas" w:cs="Times New Roman"/>
+          <w:color w:val="C9D1D9"/>
+          <w:kern w:val="0"/>
+          <w:sz w:val="24"/>
+          <w:szCs w:val="24"/>
+          <w:lang w:val="en-US" w:eastAsia="pt-BR"/>
+          <w14:ligatures w14:val="none"/>
+        </w:rPr>
+        <w:t>user</w:t>
+      </w:r>
+      <w:r>
+        <w:rPr>
+          <w:rFonts w:ascii="Consolas" w:eastAsia="Times New Roman" w:hAnsi="Consolas" w:cs="Times New Roman"/>
+          <w:color w:val="BBBEBF"/>
+          <w:kern w:val="0"/>
+          <w:sz w:val="24"/>
+          <w:szCs w:val="24"/>
+          <w:lang w:val="en-US" w:eastAsia="pt-BR"/>
+          <w14:ligatures w14:val="none"/>
+        </w:rPr>
+        <w:t>.id</w:t>
+      </w:r>
+    </w:p>
+    <w:p>
+      <w:pPr>
+        <w:shd w:val="clear" w:color="auto" w:fill="121314"/>
+        <w:spacing w:after="0" w:line="330" w:lineRule="atLeast"/>
+        <w:rPr>
+          <w:rFonts w:ascii="Consolas" w:eastAsia="Times New Roman" w:hAnsi="Consolas" w:cs="Times New Roman"/>
+          <w:color w:val="BBBEBF"/>
+          <w:kern w:val="0"/>
+          <w:sz w:val="24"/>
+          <w:szCs w:val="24"/>
+          <w:lang w:val="en-US" w:eastAsia="pt-BR"/>
+          <w14:ligatures w14:val="none"/>
+        </w:rPr>
+      </w:pPr>
+      <w:r>
+        <w:rPr>
+          <w:rFonts w:ascii="Consolas" w:eastAsia="Times New Roman" w:hAnsi="Consolas" w:cs="Times New Roman"/>
+          <w:color w:val="BBBEBF"/>
+          <w:kern w:val="0"/>
+          <w:sz w:val="24"/>
+          <w:szCs w:val="24"/>
+          <w:lang w:val="en-US" w:eastAsia="pt-BR"/>
+          <w14:ligatures w14:val="none"/>
+        </w:rPr>
+        <w:t>            session[</w:t>
+      </w:r>
+      <w:r>
+        <w:rPr>
+          <w:rFonts w:ascii="Consolas" w:eastAsia="Times New Roman" w:hAnsi="Consolas" w:cs="Times New Roman"/>
+          <w:color w:val="A5D6FF"/>
+          <w:kern w:val="0"/>
+          <w:sz w:val="24"/>
+          <w:szCs w:val="24"/>
+          <w:lang w:val="en-US" w:eastAsia="pt-BR"/>
+          <w14:ligatures w14:val="none"/>
+        </w:rPr>
+        <w:t>"</w:t>
+      </w:r>
+      <w:proofErr w:type="spellStart"/>
+      <w:r>
+        <w:rPr>
+          <w:rFonts w:ascii="Consolas" w:eastAsia="Times New Roman" w:hAnsi="Consolas" w:cs="Times New Roman"/>
+          <w:color w:val="A5D6FF"/>
+          <w:kern w:val="0"/>
+          <w:sz w:val="24"/>
+          <w:szCs w:val="24"/>
+          <w:lang w:val="en-US" w:eastAsia="pt-BR"/>
+          <w14:ligatures w14:val="none"/>
+        </w:rPr>
+        <w:t>user_email</w:t>
+      </w:r>
+      <w:proofErr w:type="spellEnd"/>
+      <w:r>
+        <w:rPr>
+          <w:rFonts w:ascii="Consolas" w:eastAsia="Times New Roman" w:hAnsi="Consolas" w:cs="Times New Roman"/>
+          <w:color w:val="A5D6FF"/>
+          <w:kern w:val="0"/>
+          <w:sz w:val="24"/>
+          <w:szCs w:val="24"/>
+          <w:lang w:val="en-US" w:eastAsia="pt-BR"/>
+          <w14:ligatures w14:val="none"/>
+        </w:rPr>
+        <w:t>"</w:t>
+      </w:r>
+      <w:r>
+        <w:rPr>
+          <w:rFonts w:ascii="Consolas" w:eastAsia="Times New Roman" w:hAnsi="Consolas" w:cs="Times New Roman"/>
+          <w:color w:val="BBBEBF"/>
+          <w:kern w:val="0"/>
+          <w:sz w:val="24"/>
+          <w:szCs w:val="24"/>
+          <w:lang w:val="en-US" w:eastAsia="pt-BR"/>
+          <w14:ligatures w14:val="none"/>
+        </w:rPr>
+        <w:t xml:space="preserve">] </w:t>
+      </w:r>
+      <w:r>
+        <w:rPr>
+          <w:rFonts w:ascii="Consolas" w:eastAsia="Times New Roman" w:hAnsi="Consolas" w:cs="Times New Roman"/>
+          <w:color w:val="D4D4D4"/>
+          <w:kern w:val="0"/>
+          <w:sz w:val="24"/>
+          <w:szCs w:val="24"/>
+          <w:lang w:val="en-US" w:eastAsia="pt-BR"/>
+          <w14:ligatures w14:val="none"/>
+        </w:rPr>
+        <w:t>=</w:t>
+      </w:r>
+      <w:r>
+        <w:rPr>
+          <w:rFonts w:ascii="Consolas" w:eastAsia="Times New Roman" w:hAnsi="Consolas" w:cs="Times New Roman"/>
+          <w:color w:val="BBBEBF"/>
+          <w:kern w:val="0"/>
+          <w:sz w:val="24"/>
+          <w:szCs w:val="24"/>
+          <w:lang w:val="en-US" w:eastAsia="pt-BR"/>
+          <w14:ligatures w14:val="none"/>
+        </w:rPr>
+        <w:t xml:space="preserve"> </w:t>
+      </w:r>
+      <w:proofErr w:type="spellStart"/>
+      <w:proofErr w:type="gramStart"/>
+      <w:r>
+        <w:rPr>
+          <w:rFonts w:ascii="Consolas" w:eastAsia="Times New Roman" w:hAnsi="Consolas" w:cs="Times New Roman"/>
+          <w:color w:val="C9D1D9"/>
+          <w:kern w:val="0"/>
+          <w:sz w:val="24"/>
+          <w:szCs w:val="24"/>
+          <w:lang w:val="en-US" w:eastAsia="pt-BR"/>
+          <w14:ligatures w14:val="none"/>
+        </w:rPr>
+        <w:t>user</w:t>
+      </w:r>
+      <w:r>
+        <w:rPr>
+          <w:rFonts w:ascii="Consolas" w:eastAsia="Times New Roman" w:hAnsi="Consolas" w:cs="Times New Roman"/>
+          <w:color w:val="BBBEBF"/>
+          <w:kern w:val="0"/>
+          <w:sz w:val="24"/>
+          <w:szCs w:val="24"/>
+          <w:lang w:val="en-US" w:eastAsia="pt-BR"/>
+          <w14:ligatures w14:val="none"/>
+        </w:rPr>
+        <w:t>.email</w:t>
+      </w:r>
+      <w:proofErr w:type="spellEnd"/>
+      <w:proofErr w:type="gramEnd"/>
+    </w:p>
+    <w:p>
+      <w:pPr>
+        <w:shd w:val="clear" w:color="auto" w:fill="121314"/>
+        <w:spacing w:after="0" w:line="330" w:lineRule="atLeast"/>
+        <w:rPr>
+          <w:rFonts w:ascii="Consolas" w:eastAsia="Times New Roman" w:hAnsi="Consolas" w:cs="Times New Roman"/>
+          <w:color w:val="BBBEBF"/>
+          <w:kern w:val="0"/>
+          <w:sz w:val="24"/>
+          <w:szCs w:val="24"/>
+          <w:lang w:val="en-US" w:eastAsia="pt-BR"/>
+          <w14:ligatures w14:val="none"/>
+        </w:rPr>
+      </w:pPr>
+      <w:r>
+        <w:rPr>
+          <w:rFonts w:ascii="Consolas" w:eastAsia="Times New Roman" w:hAnsi="Consolas" w:cs="Times New Roman"/>
+          <w:color w:val="BBBEBF"/>
+          <w:kern w:val="0"/>
+          <w:sz w:val="24"/>
+          <w:szCs w:val="24"/>
+          <w:lang w:val="en-US" w:eastAsia="pt-BR"/>
+          <w14:ligatures w14:val="none"/>
+        </w:rPr>
+        <w:t xml:space="preserve">            </w:t>
+      </w:r>
+      <w:r>
+        <w:rPr>
+          <w:rFonts w:ascii="Consolas" w:eastAsia="Times New Roman" w:hAnsi="Consolas" w:cs="Times New Roman"/>
+          <w:color w:val="C586C0"/>
+          <w:kern w:val="0"/>
+          <w:sz w:val="24"/>
+          <w:szCs w:val="24"/>
+          <w:lang w:val="en-US" w:eastAsia="pt-BR"/>
+          <w14:ligatures w14:val="none"/>
+        </w:rPr>
+        <w:t>return</w:t>
+      </w:r>
+      <w:r>
+        <w:rPr>
+          <w:rFonts w:ascii="Consolas" w:eastAsia="Times New Roman" w:hAnsi="Consolas" w:cs="Times New Roman"/>
+          <w:color w:val="BBBEBF"/>
+          <w:kern w:val="0"/>
+          <w:sz w:val="24"/>
+          <w:szCs w:val="24"/>
+          <w:lang w:val="en-US" w:eastAsia="pt-BR"/>
+          <w14:ligatures w14:val="none"/>
+        </w:rPr>
+        <w:t xml:space="preserve"> redirect(</w:t>
+      </w:r>
+      <w:r>
+        <w:rPr>
+          <w:rFonts w:ascii="Consolas" w:eastAsia="Times New Roman" w:hAnsi="Consolas" w:cs="Times New Roman"/>
+          <w:color w:val="A5D6FF"/>
+          <w:kern w:val="0"/>
+          <w:sz w:val="24"/>
+          <w:szCs w:val="24"/>
+          <w:lang w:val="en-US" w:eastAsia="pt-BR"/>
+          <w14:ligatures w14:val="none"/>
+        </w:rPr>
+        <w:t>"/</w:t>
+      </w:r>
+      <w:proofErr w:type="spellStart"/>
+      <w:r>
+        <w:rPr>
+          <w:rFonts w:ascii="Consolas" w:eastAsia="Times New Roman" w:hAnsi="Consolas" w:cs="Times New Roman"/>
+          <w:color w:val="A5D6FF"/>
+          <w:kern w:val="0"/>
+          <w:sz w:val="24"/>
+          <w:szCs w:val="24"/>
+          <w:lang w:val="en-US" w:eastAsia="pt-BR"/>
+          <w14:ligatures w14:val="none"/>
+        </w:rPr>
+        <w:t>clientes</w:t>
+      </w:r>
+      <w:proofErr w:type="spellEnd"/>
+      <w:r>
+        <w:rPr>
+          <w:rFonts w:ascii="Consolas" w:eastAsia="Times New Roman" w:hAnsi="Consolas" w:cs="Times New Roman"/>
+          <w:color w:val="A5D6FF"/>
+          <w:kern w:val="0"/>
+          <w:sz w:val="24"/>
+          <w:szCs w:val="24"/>
+          <w:lang w:val="en-US" w:eastAsia="pt-BR"/>
+          <w14:ligatures w14:val="none"/>
+        </w:rPr>
+        <w:t>"</w:t>
+      </w:r>
+      <w:r>
+        <w:rPr>
+          <w:rFonts w:ascii="Consolas" w:eastAsia="Times New Roman" w:hAnsi="Consolas" w:cs="Times New Roman"/>
+          <w:color w:val="BBBEBF"/>
+          <w:kern w:val="0"/>
+          <w:sz w:val="24"/>
+          <w:szCs w:val="24"/>
+          <w:lang w:val="en-US" w:eastAsia="pt-BR"/>
+          <w14:ligatures w14:val="none"/>
+        </w:rPr>
+        <w:t>)</w:t>
+      </w:r>
+    </w:p>
+    <w:p>
+      <w:pPr>
+        <w:shd w:val="clear" w:color="auto" w:fill="121314"/>
+        <w:spacing w:after="0" w:line="330" w:lineRule="atLeast"/>
+        <w:rPr>
+          <w:rFonts w:ascii="Consolas" w:eastAsia="Times New Roman" w:hAnsi="Consolas" w:cs="Times New Roman"/>
+          <w:color w:val="BBBEBF"/>
+          <w:kern w:val="0"/>
+          <w:sz w:val="24"/>
+          <w:szCs w:val="24"/>
+          <w:lang w:val="en-US" w:eastAsia="pt-BR"/>
+          <w14:ligatures w14:val="none"/>
+        </w:rPr>
+      </w:pPr>
+    </w:p>
+    <w:p>
+      <w:pPr>
+        <w:shd w:val="clear" w:color="auto" w:fill="121314"/>
+        <w:spacing w:after="0" w:line="330" w:lineRule="atLeast"/>
+        <w:rPr>
+          <w:rFonts w:ascii="Consolas" w:eastAsia="Times New Roman" w:hAnsi="Consolas" w:cs="Times New Roman"/>
+          <w:color w:val="BBBEBF"/>
+          <w:kern w:val="0"/>
+          <w:sz w:val="24"/>
+          <w:szCs w:val="24"/>
+          <w:lang w:eastAsia="pt-BR"/>
+          <w14:ligatures w14:val="none"/>
+        </w:rPr>
+      </w:pPr>
+      <w:r>
+        <w:rPr>
+          <w:rFonts w:ascii="Consolas" w:eastAsia="Times New Roman" w:hAnsi="Consolas" w:cs="Times New Roman"/>
+          <w:color w:val="BBBEBF"/>
+          <w:kern w:val="0"/>
+          <w:sz w:val="24"/>
+          <w:szCs w:val="24"/>
+          <w:lang w:val="en-US" w:eastAsia="pt-BR"/>
+          <w14:ligatures w14:val="none"/>
+        </w:rPr>
+        <w:t xml:space="preserve">        </w:t>
+      </w:r>
+      <w:proofErr w:type="spellStart"/>
+      <w:r>
+        <w:rPr>
+          <w:rFonts w:ascii="Consolas" w:eastAsia="Times New Roman" w:hAnsi="Consolas" w:cs="Times New Roman"/>
+          <w:color w:val="C586C0"/>
+          <w:kern w:val="0"/>
+          <w:sz w:val="24"/>
+          <w:szCs w:val="24"/>
+          <w:lang w:eastAsia="pt-BR"/>
+          <w14:ligatures w14:val="none"/>
+        </w:rPr>
+        <w:t>return</w:t>
+      </w:r>
+      <w:proofErr w:type="spellEnd"/>
+      <w:r>
+        <w:rPr>
+          <w:rFonts w:ascii="Consolas" w:eastAsia="Times New Roman" w:hAnsi="Consolas" w:cs="Times New Roman"/>
+          <w:color w:val="BBBEBF"/>
+          <w:kern w:val="0"/>
+          <w:sz w:val="24"/>
+          <w:szCs w:val="24"/>
+          <w:lang w:eastAsia="pt-BR"/>
+          <w14:ligatures w14:val="none"/>
+        </w:rPr>
+        <w:t xml:space="preserve"> </w:t>
+      </w:r>
+      <w:r>
+        <w:rPr>
+          <w:rFonts w:ascii="Consolas" w:eastAsia="Times New Roman" w:hAnsi="Consolas" w:cs="Times New Roman"/>
+          <w:color w:val="A5D6FF"/>
+          <w:kern w:val="0"/>
+          <w:sz w:val="24"/>
+          <w:szCs w:val="24"/>
+          <w:lang w:eastAsia="pt-BR"/>
+          <w14:ligatures w14:val="none"/>
+        </w:rPr>
+        <w:t>"Login inválido"</w:t>
+      </w:r>
+    </w:p>
+    <w:p>
+      <w:pPr>
+        <w:shd w:val="clear" w:color="auto" w:fill="121314"/>
+        <w:spacing w:after="0" w:line="330" w:lineRule="atLeast"/>
+        <w:rPr>
+          <w:rFonts w:ascii="Consolas" w:eastAsia="Times New Roman" w:hAnsi="Consolas" w:cs="Times New Roman"/>
+          <w:color w:val="BBBEBF"/>
+          <w:kern w:val="0"/>
+          <w:sz w:val="24"/>
+          <w:szCs w:val="24"/>
+          <w:lang w:eastAsia="pt-BR"/>
+          <w14:ligatures w14:val="none"/>
+        </w:rPr>
+      </w:pPr>
+    </w:p>
+    <w:p>
+      <w:pPr>
+        <w:shd w:val="clear" w:color="auto" w:fill="121314"/>
+        <w:spacing w:after="0" w:line="330" w:lineRule="atLeast"/>
+        <w:rPr>
+          <w:rFonts w:ascii="Consolas" w:eastAsia="Times New Roman" w:hAnsi="Consolas" w:cs="Times New Roman"/>
+          <w:color w:val="BBBEBF"/>
+          <w:kern w:val="0"/>
+          <w:sz w:val="24"/>
+          <w:szCs w:val="24"/>
+          <w:lang w:eastAsia="pt-BR"/>
+          <w14:ligatures w14:val="none"/>
+        </w:rPr>
+      </w:pPr>
+      <w:r>
+        <w:rPr>
+          <w:rFonts w:ascii="Consolas" w:eastAsia="Times New Roman" w:hAnsi="Consolas" w:cs="Times New Roman"/>
+          <w:color w:val="BBBEBF"/>
+          <w:kern w:val="0"/>
+          <w:sz w:val="24"/>
+          <w:szCs w:val="24"/>
+          <w:lang w:eastAsia="pt-BR"/>
+          <w14:ligatures w14:val="none"/>
+        </w:rPr>
+        <w:t xml:space="preserve">    </w:t>
+      </w:r>
+      <w:proofErr w:type="spellStart"/>
+      <w:r>
+        <w:rPr>
+          <w:rFonts w:ascii="Consolas" w:eastAsia="Times New Roman" w:hAnsi="Consolas" w:cs="Times New Roman"/>
+          <w:color w:val="C586C0"/>
+          <w:kern w:val="0"/>
+          <w:sz w:val="24"/>
+          <w:szCs w:val="24"/>
+          <w:lang w:eastAsia="pt-BR"/>
+          <w14:ligatures w14:val="none"/>
+        </w:rPr>
+        <w:t>return</w:t>
+      </w:r>
+      <w:proofErr w:type="spellEnd"/>
+      <w:r>
+        <w:rPr>
+          <w:rFonts w:ascii="Consolas" w:eastAsia="Times New Roman" w:hAnsi="Consolas" w:cs="Times New Roman"/>
+          <w:color w:val="BBBEBF"/>
+          <w:kern w:val="0"/>
+          <w:sz w:val="24"/>
+          <w:szCs w:val="24"/>
+          <w:lang w:eastAsia="pt-BR"/>
+          <w14:ligatures w14:val="none"/>
+        </w:rPr>
+        <w:t xml:space="preserve"> </w:t>
+      </w:r>
+      <w:proofErr w:type="spellStart"/>
+      <w:r>
+        <w:rPr>
+          <w:rFonts w:ascii="Consolas" w:eastAsia="Times New Roman" w:hAnsi="Consolas" w:cs="Times New Roman"/>
+          <w:color w:val="BBBEBF"/>
+          <w:kern w:val="0"/>
+          <w:sz w:val="24"/>
+          <w:szCs w:val="24"/>
+          <w:lang w:eastAsia="pt-BR"/>
+          <w14:ligatures w14:val="none"/>
+        </w:rPr>
+        <w:t>render_template</w:t>
+      </w:r>
+      <w:proofErr w:type="spellEnd"/>
+      <w:r>
+        <w:rPr>
+          <w:rFonts w:ascii="Consolas" w:eastAsia="Times New Roman" w:hAnsi="Consolas" w:cs="Times New Roman"/>
+          <w:color w:val="BBBEBF"/>
+          <w:kern w:val="0"/>
+          <w:sz w:val="24"/>
+          <w:szCs w:val="24"/>
+          <w:lang w:eastAsia="pt-BR"/>
+          <w14:ligatures w14:val="none"/>
+        </w:rPr>
+        <w:t>(</w:t>
+      </w:r>
+      <w:r>
+        <w:rPr>
+          <w:rFonts w:ascii="Consolas" w:eastAsia="Times New Roman" w:hAnsi="Consolas" w:cs="Times New Roman"/>
+          <w:color w:val="A5D6FF"/>
+          <w:kern w:val="0"/>
+          <w:sz w:val="24"/>
+          <w:szCs w:val="24"/>
+          <w:lang w:eastAsia="pt-BR"/>
+          <w14:ligatures w14:val="none"/>
+        </w:rPr>
+        <w:t>"login.html"</w:t>
+      </w:r>
+      <w:r>
+        <w:rPr>
+          <w:rFonts w:ascii="Consolas" w:eastAsia="Times New Roman" w:hAnsi="Consolas" w:cs="Times New Roman"/>
+          <w:color w:val="BBBEBF"/>
+          <w:kern w:val="0"/>
+          <w:sz w:val="24"/>
+          <w:szCs w:val="24"/>
+          <w:lang w:eastAsia="pt-BR"/>
+          <w14:ligatures w14:val="none"/>
+        </w:rPr>
+        <w:t>)</w:t>
+      </w:r>
+    </w:p>
+    <w:p/>
+    <w:p/>
+    <w:p/>
+    <w:p>
+      <w:pPr>
+        <w:rPr>
+          <w:lang w:val="en-US"/>
+        </w:rPr>
+      </w:pPr>
+      <w:r>
+        <w:rPr>
+          <w:lang w:val="en-US"/>
+        </w:rPr>
+        <w:t xml:space="preserve">git </w:t>
+      </w:r>
+      <w:proofErr w:type="spellStart"/>
+      <w:r>
+        <w:rPr>
+          <w:lang w:val="en-US"/>
+        </w:rPr>
+        <w:t>init</w:t>
+      </w:r>
+      <w:proofErr w:type="spellEnd"/>
+    </w:p>
+    <w:p>
+      <w:pPr>
+        <w:rPr>
+          <w:lang w:val="en-US"/>
+        </w:rPr>
+      </w:pPr>
+      <w:r>
+        <w:rPr>
+          <w:lang w:val="en-US"/>
+        </w:rPr>
+        <w:t xml:space="preserve">git </w:t>
+      </w:r>
+      <w:proofErr w:type="gramStart"/>
+      <w:r>
+        <w:rPr>
+          <w:lang w:val="en-US"/>
+        </w:rPr>
+        <w:t>add .</w:t>
+      </w:r>
+      <w:proofErr w:type="gramEnd"/>
+    </w:p>
+    <w:p>
+      <w:pPr>
+        <w:rPr>
+          <w:lang w:val="en-US"/>
+        </w:rPr>
+      </w:pPr>
+      <w:r>
+        <w:rPr>
+          <w:lang w:val="en-US"/>
+        </w:rPr>
+        <w:t xml:space="preserve">git commit -m "deploy </w:t>
+      </w:r>
+      <w:proofErr w:type="spellStart"/>
+      <w:r>
+        <w:rPr>
+          <w:lang w:val="en-US"/>
+        </w:rPr>
+        <w:t>salao</w:t>
+      </w:r>
+      <w:proofErr w:type="spellEnd"/>
+      <w:r>
+        <w:rPr>
+          <w:lang w:val="en-US"/>
+        </w:rPr>
+        <w:t>"</w:t>
+      </w:r>
+    </w:p>
+    <w:p>
+      <w:pPr>
+        <w:rPr>
+          <w:lang w:val="en-US"/>
+        </w:rPr>
+      </w:pPr>
+      <w:r>
+        <w:rPr>
+          <w:lang w:val="en-US"/>
+        </w:rPr>
+        <w:t>git branch -M main</w:t>
+      </w:r>
+    </w:p>
+    <w:p>
+      <w:pPr>
+        <w:rPr>
+          <w:lang w:val="en-US"/>
+        </w:rPr>
+      </w:pPr>
+      <w:r>
+        <w:rPr>
+          <w:lang w:val="en-US"/>
+        </w:rPr>
+        <w:t>git remote add origin https://github.com/SEU_USUARIO/SEU_REPO.git</w:t>
+      </w:r>
+    </w:p>
+    <w:p>
+      <w:proofErr w:type="spellStart"/>
+      <w:r>
+        <w:t>git</w:t>
+      </w:r>
+      <w:proofErr w:type="spellEnd"/>
+      <w:r>
+        <w:t xml:space="preserve"> </w:t>
+      </w:r>
+      <w:proofErr w:type="spellStart"/>
+      <w:r>
+        <w:t>push</w:t>
+      </w:r>
+      <w:proofErr w:type="spellEnd"/>
+      <w:r>
+        <w:t xml:space="preserve"> -u </w:t>
+      </w:r>
+      <w:proofErr w:type="spellStart"/>
+      <w:r>
+        <w:t>origin</w:t>
+      </w:r>
+      <w:proofErr w:type="spellEnd"/>
+      <w:r>
+        <w:t xml:space="preserve"> </w:t>
+      </w:r>
+      <w:proofErr w:type="spellStart"/>
+      <w:r>
+        <w:t>main</w:t>
+      </w:r>
+      <w:proofErr w:type="spellEnd"/>
+    </w:p>
+    <w:p/>
+    <w:p/>
+    <w:p>
+      <w:r>
+        <w:t>postgresql://postgres:ozixquuwojzspdytygvn:8bfNGKCkcYTpr3.@aws-1-us-east-1.pooler.supabase.com:6543/postgres</w:t>
+      </w:r>
+    </w:p>
+    <w:p/>
     <w:sectPr>
       <w:pgSz w:w="11906" w:h="16838"/>
       <w:pgMar w:top="1417" w:right="1701" w:bottom="1417" w:left="1701" w:header="708" w:footer="708" w:gutter="0"/>
@@ -440,7 +2124,6 @@
   <w:style w:type="character" w:default="1" w:styleId="Fontepargpadro">
     <w:name w:val="Default Paragraph Font"/>
     <w:uiPriority w:val="1"/>
-    <w:semiHidden/>
     <w:unhideWhenUsed/>
   </w:style>
   <w:style w:type="table" w:default="1" w:styleId="Tabelanormal">
